--- a/docs/ISP_CRM_User_Guide.docx
+++ b/docs/ISP_CRM_User_Guide.docx
@@ -32,192 +32,190 @@
         <w:spacing w:after="120"/>
       </w:pPr>
       <w:r>
-        <w:t xml:space="preserve">Version: 1.1  |  Generated: June </w:t>
+        <w:t>Version: 1.1  |  Generated: June 10, 2026</w:t>
+      </w:r>
+    </w:p>
+    <w:p>
+      <w:pPr>
+        <w:pStyle w:val="3"/>
+        <w:spacing w:after="200"/>
+      </w:pPr>
+      <w:r>
+        <w:t>1. What This App Does</w:t>
+      </w:r>
+    </w:p>
+    <w:p>
+      <w:pPr>
+        <w:spacing w:after="120"/>
+      </w:pPr>
+      <w:r>
+        <w:t>ISP Recovery CRM is a web-based customer recovery system. It helps your team:</w:t>
+      </w:r>
+    </w:p>
+    <w:p>
+      <w:pPr>
+        <w:pStyle w:val="16"/>
+        <w:numPr>
+          <w:ilvl w:val="0"/>
+          <w:numId w:val="1"/>
+        </w:numPr>
+        <w:spacing w:after="80"/>
+      </w:pPr>
+      <w:r>
+        <w:t>Set up a separate CRM table for each ISP with custom columns</w:t>
+      </w:r>
+    </w:p>
+    <w:p>
+      <w:pPr>
+        <w:pStyle w:val="16"/>
+        <w:numPr>
+          <w:ilvl w:val="0"/>
+          <w:numId w:val="1"/>
+        </w:numPr>
+        <w:spacing w:after="80"/>
+      </w:pPr>
+      <w:r>
+        <w:t>Import customer lists from ISP Excel/CSV files into the correct ISP table</w:t>
+      </w:r>
+    </w:p>
+    <w:p>
+      <w:pPr>
+        <w:pStyle w:val="16"/>
+        <w:numPr>
+          <w:ilvl w:val="0"/>
+          <w:numId w:val="1"/>
+        </w:numPr>
+        <w:spacing w:after="80"/>
+      </w:pPr>
+      <w:r>
+        <w:t>Run first outreach attempts on the Junior Sales Team</w:t>
+      </w:r>
+    </w:p>
+    <w:p>
+      <w:pPr>
+        <w:pStyle w:val="16"/>
+        <w:numPr>
+          <w:ilvl w:val="0"/>
+          <w:numId w:val="1"/>
+        </w:numPr>
+        <w:spacing w:after="80"/>
+      </w:pPr>
+      <w:r>
+        <w:t>Escalate callback and reschedule requests to Senior Sales for manager assignment</w:t>
+      </w:r>
+    </w:p>
+    <w:p>
+      <w:pPr>
+        <w:pStyle w:val="16"/>
+        <w:numPr>
+          <w:ilvl w:val="0"/>
+          <w:numId w:val="1"/>
+        </w:numPr>
+        <w:spacing w:after="80"/>
+      </w:pPr>
+      <w:r>
+        <w:t>Auto-move no-reply leads to a manager-only 30-day recycle basket after 3 attempts</w:t>
+      </w:r>
+    </w:p>
+    <w:p>
+      <w:pPr>
+        <w:pStyle w:val="16"/>
+        <w:numPr>
+          <w:ilvl w:val="0"/>
+          <w:numId w:val="1"/>
+        </w:numPr>
+        <w:spacing w:after="80"/>
+      </w:pPr>
+      <w:r>
+        <w:t>Assign Senior Sales escalations to specific agents</w:t>
+      </w:r>
+    </w:p>
+    <w:p>
+      <w:pPr>
+        <w:pStyle w:val="16"/>
+        <w:numPr>
+          <w:ilvl w:val="0"/>
+          <w:numId w:val="1"/>
+        </w:numPr>
+        <w:spacing w:after="80"/>
+      </w:pPr>
+      <w:r>
+        <w:t>Log calls, notes, and outcomes on each customer</w:t>
+      </w:r>
+    </w:p>
+    <w:p>
+      <w:pPr>
+        <w:pStyle w:val="16"/>
+        <w:numPr>
+          <w:ilvl w:val="0"/>
+          <w:numId w:val="1"/>
+        </w:numPr>
+        <w:spacing w:after="80"/>
+      </w:pPr>
+      <w:r>
+        <w:t>Flag ISP complaints and price approvals for management review</w:t>
+      </w:r>
+    </w:p>
+    <w:p>
+      <w:pPr>
+        <w:pStyle w:val="16"/>
+        <w:numPr>
+          <w:ilvl w:val="0"/>
+          <w:numId w:val="1"/>
+        </w:numPr>
+        <w:spacing w:after="80"/>
+      </w:pPr>
+      <w:r>
+        <w:t>View dashboards and reports on outreach and outcomes</w:t>
+      </w:r>
+    </w:p>
+    <w:p>
+      <w:pPr>
+        <w:spacing w:after="120"/>
+      </w:pPr>
+      <w:r>
+        <w:t>All teams work from one master customer database. Each ISP has its own column layout, but records are never duplicated — team pages are filtered views of the same data.</w:t>
+      </w:r>
+    </w:p>
+    <w:p>
+      <w:pPr>
+        <w:pStyle w:val="3"/>
+        <w:spacing w:after="200"/>
+      </w:pPr>
+      <w:r>
+        <w:t>2. Getting Started</w:t>
+      </w:r>
+    </w:p>
+    <w:p>
+      <w:pPr>
+        <w:pStyle w:val="4"/>
+        <w:spacing w:after="200"/>
+      </w:pPr>
+      <w:r>
+        <w:t>2.1 Logging In</w:t>
+      </w:r>
+    </w:p>
+    <w:p>
+      <w:pPr>
+        <w:pStyle w:val="16"/>
+        <w:numPr>
+          <w:ilvl w:val="0"/>
+          <w:numId w:val="2"/>
+        </w:numPr>
+        <w:spacing w:after="80"/>
+      </w:pPr>
+      <w:r>
+        <w:t>Open the CRM in your browser (</w:t>
       </w:r>
       <w:r>
         <w:rPr>
           <w:rFonts w:hint="default"/>
           <w:lang w:val="en-US"/>
         </w:rPr>
-        <w:t>10</w:t>
-      </w:r>
-      <w:bookmarkStart w:id="0" w:name="_GoBack"/>
-      <w:bookmarkEnd w:id="0"/>
-      <w:r>
-        <w:t>, 2026</w:t>
-      </w:r>
-    </w:p>
-    <w:p>
-      <w:pPr>
-        <w:pStyle w:val="3"/>
-        <w:spacing w:after="200"/>
-      </w:pPr>
-      <w:r>
-        <w:t>1. What This App Does</w:t>
-      </w:r>
-    </w:p>
-    <w:p>
-      <w:pPr>
-        <w:spacing w:after="120"/>
-      </w:pPr>
-      <w:r>
-        <w:t>ISP Recovery CRM is a web-based customer recovery system. It helps your team:</w:t>
-      </w:r>
-    </w:p>
-    <w:p>
-      <w:pPr>
-        <w:pStyle w:val="16"/>
-        <w:numPr>
-          <w:ilvl w:val="0"/>
-          <w:numId w:val="1"/>
-        </w:numPr>
-        <w:spacing w:after="80"/>
-      </w:pPr>
-      <w:r>
-        <w:t>Set up a separate CRM table for each ISP with custom columns</w:t>
-      </w:r>
-    </w:p>
-    <w:p>
-      <w:pPr>
-        <w:pStyle w:val="16"/>
-        <w:numPr>
-          <w:ilvl w:val="0"/>
-          <w:numId w:val="1"/>
-        </w:numPr>
-        <w:spacing w:after="80"/>
-      </w:pPr>
-      <w:r>
-        <w:t>Import customer lists from ISP Excel/CSV files into the correct ISP table</w:t>
-      </w:r>
-    </w:p>
-    <w:p>
-      <w:pPr>
-        <w:pStyle w:val="16"/>
-        <w:numPr>
-          <w:ilvl w:val="0"/>
-          <w:numId w:val="1"/>
-        </w:numPr>
-        <w:spacing w:after="80"/>
-      </w:pPr>
-      <w:r>
-        <w:t>Run first outreach attempts on the Junior Sales Team</w:t>
-      </w:r>
-    </w:p>
-    <w:p>
-      <w:pPr>
-        <w:pStyle w:val="16"/>
-        <w:numPr>
-          <w:ilvl w:val="0"/>
-          <w:numId w:val="1"/>
-        </w:numPr>
-        <w:spacing w:after="80"/>
-      </w:pPr>
-      <w:r>
-        <w:t>Escalate callback and reschedule requests to Senior Sales for manager assignment</w:t>
-      </w:r>
-    </w:p>
-    <w:p>
-      <w:pPr>
-        <w:pStyle w:val="16"/>
-        <w:numPr>
-          <w:ilvl w:val="0"/>
-          <w:numId w:val="1"/>
-        </w:numPr>
-        <w:spacing w:after="80"/>
-      </w:pPr>
-      <w:r>
-        <w:t>Auto-move no-reply leads to a manager-only 30-day recycle basket after 3 attempts</w:t>
-      </w:r>
-    </w:p>
-    <w:p>
-      <w:pPr>
-        <w:pStyle w:val="16"/>
-        <w:numPr>
-          <w:ilvl w:val="0"/>
-          <w:numId w:val="1"/>
-        </w:numPr>
-        <w:spacing w:after="80"/>
-      </w:pPr>
-      <w:r>
-        <w:t>Assign Senior Sales escalations to specific agents</w:t>
-      </w:r>
-    </w:p>
-    <w:p>
-      <w:pPr>
-        <w:pStyle w:val="16"/>
-        <w:numPr>
-          <w:ilvl w:val="0"/>
-          <w:numId w:val="1"/>
-        </w:numPr>
-        <w:spacing w:after="80"/>
-      </w:pPr>
-      <w:r>
-        <w:t>Log calls, notes, and outcomes on each customer</w:t>
-      </w:r>
-    </w:p>
-    <w:p>
-      <w:pPr>
-        <w:pStyle w:val="16"/>
-        <w:numPr>
-          <w:ilvl w:val="0"/>
-          <w:numId w:val="1"/>
-        </w:numPr>
-        <w:spacing w:after="80"/>
-      </w:pPr>
-      <w:r>
-        <w:t>Flag ISP complaints and price approvals for management review</w:t>
-      </w:r>
-    </w:p>
-    <w:p>
-      <w:pPr>
-        <w:pStyle w:val="16"/>
-        <w:numPr>
-          <w:ilvl w:val="0"/>
-          <w:numId w:val="1"/>
-        </w:numPr>
-        <w:spacing w:after="80"/>
-      </w:pPr>
-      <w:r>
-        <w:t>View dashboards and reports on outreach and outcomes</w:t>
-      </w:r>
-    </w:p>
-    <w:p>
-      <w:pPr>
-        <w:spacing w:after="120"/>
-      </w:pPr>
-      <w:r>
-        <w:t>All teams work from one master customer database. Each ISP has its own column layout, but records are never duplicated — team pages are filtered views of the same data.</w:t>
-      </w:r>
-    </w:p>
-    <w:p>
-      <w:pPr>
-        <w:pStyle w:val="3"/>
-        <w:spacing w:after="200"/>
-      </w:pPr>
-      <w:r>
-        <w:t>2. Getting Started</w:t>
-      </w:r>
-    </w:p>
-    <w:p>
-      <w:pPr>
-        <w:pStyle w:val="4"/>
-        <w:spacing w:after="200"/>
-      </w:pPr>
-      <w:r>
-        <w:t>2.1 Logging In</w:t>
-      </w:r>
-    </w:p>
-    <w:p>
-      <w:pPr>
-        <w:pStyle w:val="16"/>
-        <w:numPr>
-          <w:ilvl w:val="0"/>
-          <w:numId w:val="2"/>
-        </w:numPr>
-        <w:spacing w:after="80"/>
-      </w:pPr>
-      <w:r>
-        <w:t>Open the CRM in your browser (your Netlify URL or http://localhost:3000 for local use)</w:t>
+        <w:t>ispcrm.netlify.app</w:t>
+      </w:r>
+      <w:r>
+        <w:t>)</w:t>
       </w:r>
     </w:p>
     <w:p>
@@ -570,9 +568,9 @@
         </w:tblCellMar>
       </w:tblPr>
       <w:tblGrid>
-        <w:gridCol w:w="1703"/>
-        <w:gridCol w:w="2543"/>
-        <w:gridCol w:w="4800"/>
+        <w:gridCol w:w="1798"/>
+        <w:gridCol w:w="2388"/>
+        <w:gridCol w:w="4860"/>
       </w:tblGrid>
       <w:tr>
         <w:tblPrEx>
@@ -996,7 +994,7 @@
         <w:tc>
           <w:p>
             <w:r>
-              <w:t>Profile</w:t>
+              <w:t>Profile (header menu)</w:t>
             </w:r>
           </w:p>
         </w:tc>
@@ -1010,7 +1008,7 @@
         <w:tc>
           <w:p>
             <w:r>
-              <w:t>Update name, avatar, password</w:t>
+              <w:t>Update name, avatar, password — click your avatar top-right</w:t>
             </w:r>
           </w:p>
         </w:tc>
@@ -1035,7 +1033,16 @@
         <w:spacing w:after="120"/>
       </w:pPr>
       <w:r>
-        <w:t>The Dashboard gives a quick snapshot of CRM activity:</w:t>
+        <w:t>The Dashboard is role-specific — each user sees stats for the customers they are allowed to access.</w:t>
+      </w:r>
+    </w:p>
+    <w:p>
+      <w:pPr>
+        <w:pStyle w:val="4"/>
+        <w:spacing w:after="200"/>
+      </w:pPr>
+      <w:r>
+        <w:t>4.1 Admin / Manager Dashboard</w:t>
       </w:r>
     </w:p>
     <w:p>
@@ -1061,7 +1068,7 @@
         <w:spacing w:after="80"/>
       </w:pPr>
       <w:r>
-        <w:t>Outcomes (Rescheduled, New Account Created, Closed, etc.)</w:t>
+        <w:t>Unassigned Senior Sales escalations awaiting manager assignment</w:t>
       </w:r>
     </w:p>
     <w:p>
@@ -1087,15 +1094,111 @@
         <w:spacing w:after="80"/>
       </w:pPr>
       <w:r>
-        <w:t>Charts by ISP, workflow stage, and call attempts by team</w:t>
-      </w:r>
-    </w:p>
-    <w:p>
-      <w:pPr>
-        <w:spacing w:after="120"/>
-      </w:pPr>
-      <w:r>
-        <w:t>Use this page at the start of each day to see workload and results.</w:t>
+        <w:t>Charts by ISP, workflow stage, assigned team, and call attempts</w:t>
+      </w:r>
+    </w:p>
+    <w:p>
+      <w:pPr>
+        <w:pStyle w:val="4"/>
+        <w:spacing w:after="200"/>
+      </w:pPr>
+      <w:r>
+        <w:t>4.2 Junior Sales Dashboard</w:t>
+      </w:r>
+    </w:p>
+    <w:p>
+      <w:pPr>
+        <w:pStyle w:val="16"/>
+        <w:numPr>
+          <w:ilvl w:val="0"/>
+          <w:numId w:val="1"/>
+        </w:numPr>
+        <w:spacing w:after="80"/>
+      </w:pPr>
+      <w:r>
+        <w:t>My leads on Junior Sales Team — New, Attempt 1, Attempt 2, Attempt 3</w:t>
+      </w:r>
+    </w:p>
+    <w:p>
+      <w:pPr>
+        <w:pStyle w:val="16"/>
+        <w:numPr>
+          <w:ilvl w:val="0"/>
+          <w:numId w:val="1"/>
+        </w:numPr>
+        <w:spacing w:after="80"/>
+      </w:pPr>
+      <w:r>
+        <w:t>Calls logged and outcomes (Rescheduled, Closed) on your leads</w:t>
+      </w:r>
+    </w:p>
+    <w:p>
+      <w:pPr>
+        <w:pStyle w:val="16"/>
+        <w:numPr>
+          <w:ilvl w:val="0"/>
+          <w:numId w:val="1"/>
+        </w:numPr>
+        <w:spacing w:after="80"/>
+      </w:pPr>
+      <w:r>
+        <w:t>Charts: leads by ISP, outreach progress, and your calls by result</w:t>
+      </w:r>
+    </w:p>
+    <w:p>
+      <w:pPr>
+        <w:pStyle w:val="4"/>
+        <w:spacing w:after="200"/>
+      </w:pPr>
+      <w:r>
+        <w:t>4.3 Senior Sales Dashboard</w:t>
+      </w:r>
+    </w:p>
+    <w:p>
+      <w:pPr>
+        <w:pStyle w:val="16"/>
+        <w:numPr>
+          <w:ilvl w:val="0"/>
+          <w:numId w:val="1"/>
+        </w:numPr>
+        <w:spacing w:after="80"/>
+      </w:pPr>
+      <w:r>
+        <w:t>My assigned escalations only (manager must assign leads to you)</w:t>
+      </w:r>
+    </w:p>
+    <w:p>
+      <w:pPr>
+        <w:pStyle w:val="16"/>
+        <w:numPr>
+          <w:ilvl w:val="0"/>
+          <w:numId w:val="1"/>
+        </w:numPr>
+        <w:spacing w:after="80"/>
+      </w:pPr>
+      <w:r>
+        <w:t>Callback Requested, Rescheduled, New Accounts Created, Closed</w:t>
+      </w:r>
+    </w:p>
+    <w:p>
+      <w:pPr>
+        <w:pStyle w:val="16"/>
+        <w:numPr>
+          <w:ilvl w:val="0"/>
+          <w:numId w:val="1"/>
+        </w:numPr>
+        <w:spacing w:after="80"/>
+      </w:pPr>
+      <w:r>
+        <w:t>Charts: your leads by ISP, stage, and calls by result</w:t>
+      </w:r>
+    </w:p>
+    <w:p>
+      <w:pPr>
+        <w:spacing w:after="120"/>
+      </w:pPr>
+      <w:r>
+        <w:t>Senior Sales users do not see Junior Sales or company-wide totals. If the dashboard shows zero, ask a manager to assign escalated leads on the Senior Sales Team page.</w:t>
       </w:r>
     </w:p>
     <w:p>
@@ -1346,7 +1449,29 @@
         <w:spacing w:after="80"/>
       </w:pPr>
       <w:r>
-        <w:t>Select the ISP (e.g. Comcast, Spectrum) from the dropdown</w:t>
+        <w:t xml:space="preserve">Select the ISP (e.g. </w:t>
+      </w:r>
+      <w:r>
+        <w:rPr>
+          <w:rFonts w:hint="default"/>
+          <w:lang w:val="en-US"/>
+        </w:rPr>
+        <w:t>HBC</w:t>
+      </w:r>
+      <w:r>
+        <w:t xml:space="preserve">, </w:t>
+      </w:r>
+      <w:r>
+        <w:rPr>
+          <w:rFonts w:hint="default"/>
+          <w:lang w:val="en-US"/>
+        </w:rPr>
+        <w:t>Socket</w:t>
+      </w:r>
+      <w:bookmarkStart w:id="0" w:name="_GoBack"/>
+      <w:bookmarkEnd w:id="0"/>
+      <w:r>
+        <w:t>) from the dropdown</w:t>
       </w:r>
     </w:p>
     <w:p>
@@ -4635,7 +4760,7 @@
     <w:lsdException w:unhideWhenUsed="0" w:uiPriority="0" w:semiHidden="0" w:name="toc 8"/>
     <w:lsdException w:unhideWhenUsed="0" w:uiPriority="0" w:semiHidden="0" w:name="toc 9"/>
     <w:lsdException w:unhideWhenUsed="0" w:uiPriority="0" w:semiHidden="0" w:name="Normal Indent"/>
-    <w:lsdException w:qFormat="1" w:uiPriority="99" w:name="footnote text"/>
+    <w:lsdException w:uiPriority="99" w:name="footnote text"/>
     <w:lsdException w:unhideWhenUsed="0" w:uiPriority="0" w:semiHidden="0" w:name="annotation text"/>
     <w:lsdException w:unhideWhenUsed="0" w:uiPriority="0" w:semiHidden="0" w:name="header"/>
     <w:lsdException w:unhideWhenUsed="0" w:uiPriority="0" w:semiHidden="0" w:name="footer"/>
@@ -4644,11 +4769,11 @@
     <w:lsdException w:unhideWhenUsed="0" w:uiPriority="0" w:semiHidden="0" w:name="table of figures"/>
     <w:lsdException w:unhideWhenUsed="0" w:uiPriority="0" w:semiHidden="0" w:name="envelope address"/>
     <w:lsdException w:unhideWhenUsed="0" w:uiPriority="0" w:semiHidden="0" w:name="envelope return"/>
-    <w:lsdException w:qFormat="1" w:uiPriority="99" w:name="footnote reference"/>
+    <w:lsdException w:uiPriority="99" w:name="footnote reference"/>
     <w:lsdException w:unhideWhenUsed="0" w:uiPriority="0" w:semiHidden="0" w:name="annotation reference"/>
     <w:lsdException w:unhideWhenUsed="0" w:uiPriority="0" w:semiHidden="0" w:name="line number"/>
     <w:lsdException w:unhideWhenUsed="0" w:uiPriority="0" w:semiHidden="0" w:name="page number"/>
-    <w:lsdException w:qFormat="1" w:uiPriority="99" w:name="endnote reference"/>
+    <w:lsdException w:uiPriority="99" w:name="endnote reference"/>
     <w:lsdException w:qFormat="1" w:uiPriority="99" w:name="endnote text"/>
     <w:lsdException w:unhideWhenUsed="0" w:uiPriority="0" w:semiHidden="0" w:name="table of authorities"/>
     <w:lsdException w:unhideWhenUsed="0" w:uiPriority="0" w:semiHidden="0" w:name="macro"/>
@@ -4691,7 +4816,7 @@
     <w:lsdException w:unhideWhenUsed="0" w:uiPriority="0" w:semiHidden="0" w:name="Body Text Indent 2"/>
     <w:lsdException w:unhideWhenUsed="0" w:uiPriority="0" w:semiHidden="0" w:name="Body Text Indent 3"/>
     <w:lsdException w:unhideWhenUsed="0" w:uiPriority="0" w:semiHidden="0" w:name="Block Text"/>
-    <w:lsdException w:qFormat="1" w:uiPriority="99" w:semiHidden="0" w:name="Hyperlink"/>
+    <w:lsdException w:uiPriority="99" w:semiHidden="0" w:name="Hyperlink"/>
     <w:lsdException w:unhideWhenUsed="0" w:uiPriority="0" w:semiHidden="0" w:name="FollowedHyperlink"/>
     <w:lsdException w:qFormat="1" w:unhideWhenUsed="0" w:uiPriority="0" w:semiHidden="0" w:name="Strong"/>
     <w:lsdException w:qFormat="1" w:unhideWhenUsed="0" w:uiPriority="0" w:semiHidden="0" w:name="Emphasis"/>
@@ -4957,7 +5082,6 @@
     <w:name w:val="endnote reference"/>
     <w:semiHidden/>
     <w:unhideWhenUsed/>
-    <w:qFormat/>
     <w:uiPriority w:val="99"/>
     <w:rPr>
       <w:vertAlign w:val="superscript"/>
@@ -4982,7 +5106,6 @@
     <w:name w:val="footnote reference"/>
     <w:semiHidden/>
     <w:unhideWhenUsed/>
-    <w:qFormat/>
     <w:uiPriority w:val="99"/>
     <w:rPr>
       <w:vertAlign w:val="superscript"/>
@@ -4993,7 +5116,6 @@
     <w:link w:val="17"/>
     <w:semiHidden/>
     <w:unhideWhenUsed/>
-    <w:qFormat/>
     <w:uiPriority w:val="99"/>
     <w:pPr>
       <w:spacing w:after="0" w:line="240" w:lineRule="auto"/>
@@ -5006,7 +5128,6 @@
   <w:style w:type="character" w:styleId="14">
     <w:name w:val="Hyperlink"/>
     <w:unhideWhenUsed/>
-    <w:qFormat/>
     <w:uiPriority w:val="99"/>
     <w:rPr>
       <w:color w:val="0563C1"/>
@@ -5036,7 +5157,6 @@
     <w:link w:val="13"/>
     <w:semiHidden/>
     <w:unhideWhenUsed/>
-    <w:qFormat/>
     <w:uiPriority w:val="99"/>
     <w:rPr>
       <w:sz w:val="20"/>
@@ -5048,7 +5168,6 @@
     <w:link w:val="11"/>
     <w:semiHidden/>
     <w:unhideWhenUsed/>
-    <w:qFormat/>
     <w:uiPriority w:val="99"/>
     <w:rPr>
       <w:sz w:val="20"/>
